--- a/fixtures/spec_threaded.docx
+++ b/fixtures/spec_threaded.docx
@@ -21,7 +21,7 @@
     <w:p>
       <w:commentRangeStart w:id="1"/>
       <w:r>
-        <w:t xml:space="preserve">The endorsement </w:t>
+        <w:t xml:space="preserve">The attestation </w:t>
       </w:r>
       <w:commentRangeEnd w:id="1"/>
       <w:r>
@@ -88,7 +88,7 @@
         <w:annotationRef/>
       </w:r>
       <w:r>
-        <w:t xml:space="preserve">Yes - three-year completed-ops tail, now confirmed resolved.</w:t>
+        <w:t xml:space="preserve">Yes - three-year completed-use tail, now confirmed resolved.</w:t>
       </w:r>
     </w:p>
   </w:comment>
